--- a/papers/2026-10-16/peerj/Table_4.docx
+++ b/papers/2026-10-16/peerj/Table_4.docx
@@ -5,6 +5,7 @@
     <w:p>
       <w:pPr>
         <w:pStyle w:val="Caption"/>
+        <w:keepNext/>
       </w:pPr>
       <w:r>
         <w:t>Table 4. MPIR measurements by endpoint and sample size</w:t>
@@ -50,6 +51,7 @@
           <w:p>
             <w:pPr>
               <w:spacing w:after="40" w:before="40" w:line="240" w:lineRule="auto"/>
+              <w:ind w:firstLine="0" w:left="0" w:right="0" w:firstLineChars="0" w:leftChars="0" w:rightChars="0"/>
               <w:jc w:val="center"/>
             </w:pPr>
             <w:r>
@@ -84,6 +86,7 @@
           <w:p>
             <w:pPr>
               <w:spacing w:after="40" w:before="40" w:line="240" w:lineRule="auto"/>
+              <w:ind w:firstLine="0" w:left="0" w:right="0" w:firstLineChars="0" w:leftChars="0" w:rightChars="0"/>
               <w:jc w:val="center"/>
             </w:pPr>
             <w:r>
@@ -118,6 +121,7 @@
           <w:p>
             <w:pPr>
               <w:spacing w:after="40" w:before="40" w:line="240" w:lineRule="auto"/>
+              <w:ind w:firstLine="0" w:left="0" w:right="0" w:firstLineChars="0" w:leftChars="0" w:rightChars="0"/>
               <w:jc w:val="center"/>
             </w:pPr>
             <w:r>
@@ -152,6 +156,7 @@
           <w:p>
             <w:pPr>
               <w:spacing w:after="40" w:before="40" w:line="240" w:lineRule="auto"/>
+              <w:ind w:firstLine="0" w:left="0" w:right="0" w:firstLineChars="0" w:leftChars="0" w:rightChars="0"/>
               <w:jc w:val="center"/>
             </w:pPr>
             <w:r>
@@ -186,6 +191,7 @@
           <w:p>
             <w:pPr>
               <w:spacing w:after="40" w:before="40" w:line="240" w:lineRule="auto"/>
+              <w:ind w:firstLine="0" w:left="0" w:right="0" w:firstLineChars="0" w:leftChars="0" w:rightChars="0"/>
               <w:jc w:val="center"/>
             </w:pPr>
             <w:r>
@@ -224,6 +230,7 @@
           <w:p>
             <w:pPr>
               <w:spacing w:after="40" w:before="40" w:line="240" w:lineRule="auto"/>
+              <w:ind w:firstLine="0" w:left="0" w:right="0" w:firstLineChars="0" w:leftChars="0" w:rightChars="0"/>
               <w:jc w:val="center"/>
             </w:pPr>
             <w:r>
@@ -273,6 +280,7 @@
           <w:p>
             <w:pPr>
               <w:spacing w:after="40" w:before="40" w:line="240" w:lineRule="auto"/>
+              <w:ind w:firstLine="0" w:left="0" w:right="0" w:firstLineChars="0" w:leftChars="0" w:rightChars="0"/>
               <w:jc w:val="center"/>
             </w:pPr>
             <w:r>
@@ -313,6 +321,7 @@
           <w:p>
             <w:pPr>
               <w:spacing w:after="40" w:before="40" w:line="240" w:lineRule="auto"/>
+              <w:ind w:firstLine="0" w:left="0" w:right="0" w:firstLineChars="0" w:leftChars="0" w:rightChars="0"/>
               <w:jc w:val="center"/>
             </w:pPr>
             <w:r>
@@ -353,6 +362,7 @@
           <w:p>
             <w:pPr>
               <w:spacing w:after="40" w:before="40" w:line="240" w:lineRule="auto"/>
+              <w:ind w:firstLine="0" w:left="0" w:right="0" w:firstLineChars="0" w:leftChars="0" w:rightChars="0"/>
               <w:jc w:val="center"/>
             </w:pPr>
             <w:r>
@@ -393,6 +403,7 @@
           <w:p>
             <w:pPr>
               <w:spacing w:after="40" w:before="40" w:line="240" w:lineRule="auto"/>
+              <w:ind w:firstLine="0" w:left="0" w:right="0" w:firstLineChars="0" w:leftChars="0" w:rightChars="0"/>
               <w:jc w:val="center"/>
             </w:pPr>
             <w:r>
@@ -438,6 +449,7 @@
           <w:p>
             <w:pPr>
               <w:spacing w:after="40" w:before="40" w:line="240" w:lineRule="auto"/>
+              <w:ind w:firstLine="0" w:left="0" w:right="0" w:firstLineChars="0" w:leftChars="0" w:rightChars="0"/>
               <w:jc w:val="center"/>
             </w:pPr>
             <w:r>
@@ -487,6 +499,7 @@
           <w:p>
             <w:pPr>
               <w:spacing w:after="40" w:before="40" w:line="240" w:lineRule="auto"/>
+              <w:ind w:firstLine="0" w:left="0" w:right="0" w:firstLineChars="0" w:leftChars="0" w:rightChars="0"/>
               <w:jc w:val="center"/>
             </w:pPr>
             <w:r>
@@ -527,6 +540,7 @@
           <w:p>
             <w:pPr>
               <w:spacing w:after="40" w:before="40" w:line="240" w:lineRule="auto"/>
+              <w:ind w:firstLine="0" w:left="0" w:right="0" w:firstLineChars="0" w:leftChars="0" w:rightChars="0"/>
               <w:jc w:val="center"/>
             </w:pPr>
             <w:r>
@@ -567,6 +581,7 @@
           <w:p>
             <w:pPr>
               <w:spacing w:after="40" w:before="40" w:line="240" w:lineRule="auto"/>
+              <w:ind w:firstLine="0" w:left="0" w:right="0" w:firstLineChars="0" w:leftChars="0" w:rightChars="0"/>
               <w:jc w:val="center"/>
             </w:pPr>
             <w:r>
@@ -607,6 +622,7 @@
           <w:p>
             <w:pPr>
               <w:spacing w:after="40" w:before="40" w:line="240" w:lineRule="auto"/>
+              <w:ind w:firstLine="0" w:left="0" w:right="0" w:firstLineChars="0" w:leftChars="0" w:rightChars="0"/>
               <w:jc w:val="center"/>
             </w:pPr>
             <w:r>
@@ -652,6 +668,7 @@
           <w:p>
             <w:pPr>
               <w:spacing w:after="40" w:before="40" w:line="240" w:lineRule="auto"/>
+              <w:ind w:firstLine="0" w:left="0" w:right="0" w:firstLineChars="0" w:leftChars="0" w:rightChars="0"/>
               <w:jc w:val="center"/>
             </w:pPr>
             <w:r>
@@ -701,6 +718,7 @@
           <w:p>
             <w:pPr>
               <w:spacing w:after="40" w:before="40" w:line="240" w:lineRule="auto"/>
+              <w:ind w:firstLine="0" w:left="0" w:right="0" w:firstLineChars="0" w:leftChars="0" w:rightChars="0"/>
               <w:jc w:val="center"/>
             </w:pPr>
             <w:r>
@@ -741,6 +759,7 @@
           <w:p>
             <w:pPr>
               <w:spacing w:after="40" w:before="40" w:line="240" w:lineRule="auto"/>
+              <w:ind w:firstLine="0" w:left="0" w:right="0" w:firstLineChars="0" w:leftChars="0" w:rightChars="0"/>
               <w:jc w:val="center"/>
             </w:pPr>
             <w:r>
@@ -781,6 +800,7 @@
           <w:p>
             <w:pPr>
               <w:spacing w:after="40" w:before="40" w:line="240" w:lineRule="auto"/>
+              <w:ind w:firstLine="0" w:left="0" w:right="0" w:firstLineChars="0" w:leftChars="0" w:rightChars="0"/>
               <w:jc w:val="center"/>
             </w:pPr>
             <w:r>
@@ -821,6 +841,7 @@
           <w:p>
             <w:pPr>
               <w:spacing w:after="40" w:before="40" w:line="240" w:lineRule="auto"/>
+              <w:ind w:firstLine="0" w:left="0" w:right="0" w:firstLineChars="0" w:leftChars="0" w:rightChars="0"/>
               <w:jc w:val="center"/>
             </w:pPr>
             <w:r>
@@ -866,6 +887,7 @@
           <w:p>
             <w:pPr>
               <w:spacing w:after="40" w:before="40" w:line="240" w:lineRule="auto"/>
+              <w:ind w:firstLine="0" w:left="0" w:right="0" w:firstLineChars="0" w:leftChars="0" w:rightChars="0"/>
               <w:jc w:val="center"/>
             </w:pPr>
             <w:r>
@@ -915,6 +937,7 @@
           <w:p>
             <w:pPr>
               <w:spacing w:after="40" w:before="40" w:line="240" w:lineRule="auto"/>
+              <w:ind w:firstLine="0" w:left="0" w:right="0" w:firstLineChars="0" w:leftChars="0" w:rightChars="0"/>
               <w:jc w:val="center"/>
             </w:pPr>
             <w:r>
@@ -955,6 +978,7 @@
           <w:p>
             <w:pPr>
               <w:spacing w:after="40" w:before="40" w:line="240" w:lineRule="auto"/>
+              <w:ind w:firstLine="0" w:left="0" w:right="0" w:firstLineChars="0" w:leftChars="0" w:rightChars="0"/>
               <w:jc w:val="center"/>
             </w:pPr>
             <w:r>
@@ -995,6 +1019,7 @@
           <w:p>
             <w:pPr>
               <w:spacing w:after="40" w:before="40" w:line="240" w:lineRule="auto"/>
+              <w:ind w:firstLine="0" w:left="0" w:right="0" w:firstLineChars="0" w:leftChars="0" w:rightChars="0"/>
               <w:jc w:val="center"/>
             </w:pPr>
             <w:r>
@@ -1035,6 +1060,7 @@
           <w:p>
             <w:pPr>
               <w:spacing w:after="40" w:before="40" w:line="240" w:lineRule="auto"/>
+              <w:ind w:firstLine="0" w:left="0" w:right="0" w:firstLineChars="0" w:leftChars="0" w:rightChars="0"/>
               <w:jc w:val="center"/>
             </w:pPr>
             <w:r>
@@ -1583,10 +1609,11 @@
       <w:outlineLvl w:val="2"/>
     </w:pPr>
     <w:rPr>
-      <w:rFonts w:asciiTheme="majorHAnsi" w:eastAsiaTheme="majorEastAsia" w:hAnsiTheme="majorHAnsi" w:cstheme="majorBidi"/>
+      <w:rFonts w:ascii="Times New Roman" w:hAnsi="Times New Roman"/>
       <w:b/>
       <w:bCs/>
       <w:color w:val="000000"/>
+      <w:sz w:val="22"/>
     </w:rPr>
   </w:style>
   <w:style w:type="paragraph" w:styleId="Heading4">

--- a/papers/2026-10-16/peerj/Table_4.docx
+++ b/papers/2026-10-16/peerj/Table_4.docx
@@ -8,7 +8,7 @@
         <w:keepNext/>
       </w:pPr>
       <w:r>
-        <w:t>Table 4. MPIR measurements by endpoint and sample size</w:t>
+        <w:t>Table 4. Equal mathematical result widths with different input limb sums</w:t>
       </w:r>
     </w:p>
     <w:tbl>
@@ -18,11 +18,10 @@
         <w:tblLook w:firstColumn="1" w:firstRow="1" w:lastColumn="0" w:lastRow="0" w:noHBand="0" w:noVBand="1" w:val="04A0"/>
       </w:tblPr>
       <w:tblGrid>
-        <w:gridCol w:w="1872"/>
-        <w:gridCol w:w="1872"/>
-        <w:gridCol w:w="1872"/>
-        <w:gridCol w:w="1872"/>
-        <w:gridCol w:w="1872"/>
+        <w:gridCol w:w="2340"/>
+        <w:gridCol w:w="2340"/>
+        <w:gridCol w:w="2340"/>
+        <w:gridCol w:w="2340"/>
       </w:tblGrid>
       <w:tr>
         <w:trPr>
@@ -60,13 +59,13 @@
                 <w:b/>
                 <w:sz w:val="20"/>
               </w:rPr>
-              <w:t>Index</w:t>
+              <w:t>Operand A bits</w:t>
             </w:r>
           </w:p>
         </w:tc>
         <w:tc>
           <w:tcPr>
-            <w:tcW w:type="dxa" w:w="1895"/>
+            <w:tcW w:type="dxa" w:w="2527"/>
             <w:tcBorders>
               <w:top w:val="single" w:sz="4" w:color="D9D9D9"/>
               <w:left w:val="single" w:sz="4" w:color="D9D9D9"/>
@@ -95,13 +94,13 @@
                 <w:b/>
                 <w:sz w:val="20"/>
               </w:rPr>
-              <w:t>Mode</w:t>
+              <w:t>Operand B bits</w:t>
             </w:r>
           </w:p>
         </w:tc>
         <w:tc>
           <w:tcPr>
-            <w:tcW w:type="dxa" w:w="1895"/>
+            <w:tcW w:type="dxa" w:w="2527"/>
             <w:tcBorders>
               <w:top w:val="single" w:sz="4" w:color="D9D9D9"/>
               <w:left w:val="single" w:sz="4" w:color="D9D9D9"/>
@@ -130,13 +129,13 @@
                 <w:b/>
                 <w:sz w:val="20"/>
               </w:rPr>
-              <w:t>Trials</w:t>
+              <w:t>Input limb sum</w:t>
             </w:r>
           </w:p>
         </w:tc>
         <w:tc>
           <w:tcPr>
-            <w:tcW w:type="dxa" w:w="1895"/>
+            <w:tcW w:type="dxa" w:w="2527"/>
             <w:tcBorders>
               <w:top w:val="single" w:sz="4" w:color="D9D9D9"/>
               <w:left w:val="single" w:sz="4" w:color="D9D9D9"/>
@@ -165,42 +164,7 @@
                 <w:b/>
                 <w:sz w:val="20"/>
               </w:rPr>
-              <w:t>Time / s</w:t>
-            </w:r>
-          </w:p>
-        </w:tc>
-        <w:tc>
-          <w:tcPr>
-            <w:tcW w:type="dxa" w:w="1895"/>
-            <w:tcBorders>
-              <w:top w:val="single" w:sz="4" w:color="D9D9D9"/>
-              <w:left w:val="single" w:sz="4" w:color="D9D9D9"/>
-              <w:bottom w:val="single" w:sz="4" w:color="D9D9D9"/>
-              <w:right w:val="single" w:sz="4" w:color="D9D9D9"/>
-              <w:insideH w:val="single" w:sz="4" w:color="D9D9D9"/>
-              <w:insideV w:val="single" w:sz="4" w:color="D9D9D9"/>
-            </w:tcBorders>
-            <w:tcMar>
-              <w:top w:w="65" w:type="dxa"/>
-              <w:left w:w="65" w:type="dxa"/>
-              <w:bottom w:w="65" w:type="dxa"/>
-              <w:right w:w="65" w:type="dxa"/>
-            </w:tcMar>
-            <w:shd w:fill="EDF0F2"/>
-          </w:tcPr>
-          <w:p>
-            <w:pPr>
-              <w:spacing w:after="40" w:before="40" w:line="240" w:lineRule="auto"/>
-              <w:ind w:firstLine="0" w:left="0" w:right="0" w:firstLineChars="0" w:leftChars="0" w:rightChars="0"/>
-              <w:jc w:val="center"/>
-            </w:pPr>
-            <w:r>
-              <w:rPr>
-                <w:rFonts w:ascii="Times New Roman" w:hAnsi="Times New Roman"/>
-                <w:b/>
-                <w:sz w:val="20"/>
-              </w:rPr>
-              <w:t>Peak WS / GiB</w:t>
+              <w:t>Outcome</w:t>
             </w:r>
           </w:p>
         </w:tc>
@@ -246,22 +210,13 @@
                 <w:b w:val="0"/>
                 <w:sz w:val="20"/>
               </w:rPr>
-              <w:t>10</w:t>
-            </w:r>
-            <w:r>
-              <w:rPr>
-                <w:rFonts w:ascii="Times New Roman" w:hAnsi="Times New Roman"/>
-                <w:b w:val="0"/>
-                <w:sz w:val="20"/>
-                <w:vertAlign w:val="superscript"/>
-              </w:rPr>
-              <w:t>9</w:t>
+              <w:t>2,147,352,513</w:t>
             </w:r>
           </w:p>
         </w:tc>
         <w:tc>
           <w:tcPr>
-            <w:tcW w:type="dxa" w:w="1895"/>
+            <w:tcW w:type="dxa" w:w="2527"/>
             <w:tcBorders>
               <w:top w:val="single" w:sz="4" w:color="D9D9D9"/>
               <w:left w:val="single" w:sz="4" w:color="D9D9D9"/>
@@ -296,13 +251,13 @@
                 <w:b w:val="0"/>
                 <w:sz w:val="20"/>
               </w:rPr>
-              <w:t>Full</w:t>
+              <w:t>2,147,352,577</w:t>
             </w:r>
           </w:p>
         </w:tc>
         <w:tc>
           <w:tcPr>
-            <w:tcW w:type="dxa" w:w="1895"/>
+            <w:tcW w:type="dxa" w:w="2527"/>
             <w:tcBorders>
               <w:top w:val="single" w:sz="4" w:color="D9D9D9"/>
               <w:left w:val="single" w:sz="4" w:color="D9D9D9"/>
@@ -337,13 +292,13 @@
                 <w:b w:val="0"/>
                 <w:sz w:val="20"/>
               </w:rPr>
-              <w:t>5</w:t>
+              <w:t>67,104,769</w:t>
             </w:r>
           </w:p>
         </w:tc>
         <w:tc>
           <w:tcPr>
-            <w:tcW w:type="dxa" w:w="1895"/>
+            <w:tcW w:type="dxa" w:w="2527"/>
             <w:tcBorders>
               <w:top w:val="single" w:sz="4" w:color="D9D9D9"/>
               <w:left w:val="single" w:sz="4" w:color="D9D9D9"/>
@@ -378,48 +333,7 @@
                 <w:b w:val="0"/>
                 <w:sz w:val="20"/>
               </w:rPr>
-              <w:t>185.50</w:t>
-            </w:r>
-          </w:p>
-        </w:tc>
-        <w:tc>
-          <w:tcPr>
-            <w:tcW w:type="dxa" w:w="1895"/>
-            <w:tcBorders>
-              <w:top w:val="single" w:sz="4" w:color="D9D9D9"/>
-              <w:left w:val="single" w:sz="4" w:color="D9D9D9"/>
-              <w:bottom w:val="single" w:sz="4" w:color="D9D9D9"/>
-              <w:right w:val="single" w:sz="4" w:color="D9D9D9"/>
-              <w:insideH w:val="single" w:sz="4" w:color="D9D9D9"/>
-              <w:insideV w:val="single" w:sz="4" w:color="D9D9D9"/>
-            </w:tcBorders>
-            <w:tcMar>
-              <w:top w:w="65" w:type="dxa"/>
-              <w:left w:w="65" w:type="dxa"/>
-              <w:bottom w:w="65" w:type="dxa"/>
-              <w:right w:w="65" w:type="dxa"/>
-            </w:tcMar>
-          </w:tcPr>
-          <w:p>
-            <w:pPr>
-              <w:spacing w:after="40" w:before="40" w:line="240" w:lineRule="auto"/>
-              <w:ind w:firstLine="0" w:left="0" w:right="0" w:firstLineChars="0" w:leftChars="0" w:rightChars="0"/>
-              <w:jc w:val="center"/>
-            </w:pPr>
-            <w:r>
-              <w:rPr>
-                <w:rFonts w:ascii="Times New Roman" w:hAnsi="Times New Roman"/>
-                <w:b w:val="0"/>
-                <w:sz w:val="20"/>
-              </w:rPr>
-            </w:r>
-            <w:r>
-              <w:rPr>
-                <w:rFonts w:ascii="Times New Roman" w:hAnsi="Times New Roman"/>
-                <w:b w:val="0"/>
-                <w:sz w:val="20"/>
-              </w:rPr>
-              <w:t>0.78</w:t>
+              <w:t>Failed</w:t>
             </w:r>
           </w:p>
         </w:tc>
@@ -465,22 +379,13 @@
                 <w:b w:val="0"/>
                 <w:sz w:val="20"/>
               </w:rPr>
-              <w:t>8×10</w:t>
-            </w:r>
-            <w:r>
-              <w:rPr>
-                <w:rFonts w:ascii="Times New Roman" w:hAnsi="Times New Roman"/>
-                <w:b w:val="0"/>
-                <w:sz w:val="20"/>
-                <w:vertAlign w:val="superscript"/>
-              </w:rPr>
-              <w:t>9</w:t>
+              <w:t>2,147,352,512</w:t>
             </w:r>
           </w:p>
         </w:tc>
         <w:tc>
           <w:tcPr>
-            <w:tcW w:type="dxa" w:w="1895"/>
+            <w:tcW w:type="dxa" w:w="2527"/>
             <w:tcBorders>
               <w:top w:val="single" w:sz="4" w:color="D9D9D9"/>
               <w:left w:val="single" w:sz="4" w:color="D9D9D9"/>
@@ -515,13 +420,13 @@
                 <w:b w:val="0"/>
                 <w:sz w:val="20"/>
               </w:rPr>
-              <w:t>Compute</w:t>
+              <w:t>2,147,352,578</w:t>
             </w:r>
           </w:p>
         </w:tc>
         <w:tc>
           <w:tcPr>
-            <w:tcW w:type="dxa" w:w="1895"/>
+            <w:tcW w:type="dxa" w:w="2527"/>
             <w:tcBorders>
               <w:top w:val="single" w:sz="4" w:color="D9D9D9"/>
               <w:left w:val="single" w:sz="4" w:color="D9D9D9"/>
@@ -556,13 +461,13 @@
                 <w:b w:val="0"/>
                 <w:sz w:val="20"/>
               </w:rPr>
-              <w:t>3</w:t>
+              <w:t>67,104,768</w:t>
             </w:r>
           </w:p>
         </w:tc>
         <w:tc>
           <w:tcPr>
-            <w:tcW w:type="dxa" w:w="1895"/>
+            <w:tcW w:type="dxa" w:w="2527"/>
             <w:tcBorders>
               <w:top w:val="single" w:sz="4" w:color="D9D9D9"/>
               <w:left w:val="single" w:sz="4" w:color="D9D9D9"/>
@@ -597,486 +502,7 @@
                 <w:b w:val="0"/>
                 <w:sz w:val="20"/>
               </w:rPr>
-              <w:t>107.97</w:t>
-            </w:r>
-          </w:p>
-        </w:tc>
-        <w:tc>
-          <w:tcPr>
-            <w:tcW w:type="dxa" w:w="1895"/>
-            <w:tcBorders>
-              <w:top w:val="single" w:sz="4" w:color="D9D9D9"/>
-              <w:left w:val="single" w:sz="4" w:color="D9D9D9"/>
-              <w:bottom w:val="single" w:sz="4" w:color="D9D9D9"/>
-              <w:right w:val="single" w:sz="4" w:color="D9D9D9"/>
-              <w:insideH w:val="single" w:sz="4" w:color="D9D9D9"/>
-              <w:insideV w:val="single" w:sz="4" w:color="D9D9D9"/>
-            </w:tcBorders>
-            <w:tcMar>
-              <w:top w:w="65" w:type="dxa"/>
-              <w:left w:w="65" w:type="dxa"/>
-              <w:bottom w:w="65" w:type="dxa"/>
-              <w:right w:w="65" w:type="dxa"/>
-            </w:tcMar>
-          </w:tcPr>
-          <w:p>
-            <w:pPr>
-              <w:spacing w:after="40" w:before="40" w:line="240" w:lineRule="auto"/>
-              <w:ind w:firstLine="0" w:left="0" w:right="0" w:firstLineChars="0" w:leftChars="0" w:rightChars="0"/>
-              <w:jc w:val="center"/>
-            </w:pPr>
-            <w:r>
-              <w:rPr>
-                <w:rFonts w:ascii="Times New Roman" w:hAnsi="Times New Roman"/>
-                <w:b w:val="0"/>
-                <w:sz w:val="20"/>
-              </w:rPr>
-            </w:r>
-            <w:r>
-              <w:rPr>
-                <w:rFonts w:ascii="Times New Roman" w:hAnsi="Times New Roman"/>
-                <w:b w:val="0"/>
-                <w:sz w:val="20"/>
-              </w:rPr>
-              <w:t>5.18</w:t>
-            </w:r>
-          </w:p>
-        </w:tc>
-      </w:tr>
-      <w:tr>
-        <w:trPr>
-          <w:cantSplit/>
-        </w:trPr>
-        <w:tc>
-          <w:tcPr>
-            <w:tcW w:type="dxa" w:w="1778"/>
-            <w:tcBorders>
-              <w:top w:val="single" w:sz="4" w:color="D9D9D9"/>
-              <w:left w:val="single" w:sz="4" w:color="D9D9D9"/>
-              <w:bottom w:val="single" w:sz="4" w:color="D9D9D9"/>
-              <w:right w:val="single" w:sz="4" w:color="D9D9D9"/>
-              <w:insideH w:val="single" w:sz="4" w:color="D9D9D9"/>
-              <w:insideV w:val="single" w:sz="4" w:color="D9D9D9"/>
-            </w:tcBorders>
-            <w:tcMar>
-              <w:top w:w="65" w:type="dxa"/>
-              <w:left w:w="65" w:type="dxa"/>
-              <w:bottom w:w="65" w:type="dxa"/>
-              <w:right w:w="65" w:type="dxa"/>
-            </w:tcMar>
-          </w:tcPr>
-          <w:p>
-            <w:pPr>
-              <w:spacing w:after="40" w:before="40" w:line="240" w:lineRule="auto"/>
-              <w:ind w:firstLine="0" w:left="0" w:right="0" w:firstLineChars="0" w:leftChars="0" w:rightChars="0"/>
-              <w:jc w:val="center"/>
-            </w:pPr>
-            <w:r>
-              <w:rPr>
-                <w:rFonts w:ascii="Times New Roman" w:hAnsi="Times New Roman"/>
-                <w:b w:val="0"/>
-                <w:sz w:val="20"/>
-              </w:rPr>
-            </w:r>
-            <w:r>
-              <w:rPr>
-                <w:rFonts w:ascii="Times New Roman" w:hAnsi="Times New Roman"/>
-                <w:b w:val="0"/>
-                <w:sz w:val="20"/>
-              </w:rPr>
-              <w:t>10</w:t>
-            </w:r>
-            <w:r>
-              <w:rPr>
-                <w:rFonts w:ascii="Times New Roman" w:hAnsi="Times New Roman"/>
-                <w:b w:val="0"/>
-                <w:sz w:val="20"/>
-                <w:vertAlign w:val="superscript"/>
-              </w:rPr>
-              <w:t>10</w:t>
-            </w:r>
-          </w:p>
-        </w:tc>
-        <w:tc>
-          <w:tcPr>
-            <w:tcW w:type="dxa" w:w="1895"/>
-            <w:tcBorders>
-              <w:top w:val="single" w:sz="4" w:color="D9D9D9"/>
-              <w:left w:val="single" w:sz="4" w:color="D9D9D9"/>
-              <w:bottom w:val="single" w:sz="4" w:color="D9D9D9"/>
-              <w:right w:val="single" w:sz="4" w:color="D9D9D9"/>
-              <w:insideH w:val="single" w:sz="4" w:color="D9D9D9"/>
-              <w:insideV w:val="single" w:sz="4" w:color="D9D9D9"/>
-            </w:tcBorders>
-            <w:tcMar>
-              <w:top w:w="65" w:type="dxa"/>
-              <w:left w:w="65" w:type="dxa"/>
-              <w:bottom w:w="65" w:type="dxa"/>
-              <w:right w:w="65" w:type="dxa"/>
-            </w:tcMar>
-          </w:tcPr>
-          <w:p>
-            <w:pPr>
-              <w:spacing w:after="40" w:before="40" w:line="240" w:lineRule="auto"/>
-              <w:ind w:firstLine="0" w:left="0" w:right="0" w:firstLineChars="0" w:leftChars="0" w:rightChars="0"/>
-              <w:jc w:val="center"/>
-            </w:pPr>
-            <w:r>
-              <w:rPr>
-                <w:rFonts w:ascii="Times New Roman" w:hAnsi="Times New Roman"/>
-                <w:b w:val="0"/>
-                <w:sz w:val="20"/>
-              </w:rPr>
-            </w:r>
-            <w:r>
-              <w:rPr>
-                <w:rFonts w:ascii="Times New Roman" w:hAnsi="Times New Roman"/>
-                <w:b w:val="0"/>
-                <w:sz w:val="20"/>
-              </w:rPr>
-              <w:t>Compute</w:t>
-            </w:r>
-          </w:p>
-        </w:tc>
-        <w:tc>
-          <w:tcPr>
-            <w:tcW w:type="dxa" w:w="1895"/>
-            <w:tcBorders>
-              <w:top w:val="single" w:sz="4" w:color="D9D9D9"/>
-              <w:left w:val="single" w:sz="4" w:color="D9D9D9"/>
-              <w:bottom w:val="single" w:sz="4" w:color="D9D9D9"/>
-              <w:right w:val="single" w:sz="4" w:color="D9D9D9"/>
-              <w:insideH w:val="single" w:sz="4" w:color="D9D9D9"/>
-              <w:insideV w:val="single" w:sz="4" w:color="D9D9D9"/>
-            </w:tcBorders>
-            <w:tcMar>
-              <w:top w:w="65" w:type="dxa"/>
-              <w:left w:w="65" w:type="dxa"/>
-              <w:bottom w:w="65" w:type="dxa"/>
-              <w:right w:w="65" w:type="dxa"/>
-            </w:tcMar>
-          </w:tcPr>
-          <w:p>
-            <w:pPr>
-              <w:spacing w:after="40" w:before="40" w:line="240" w:lineRule="auto"/>
-              <w:ind w:firstLine="0" w:left="0" w:right="0" w:firstLineChars="0" w:leftChars="0" w:rightChars="0"/>
-              <w:jc w:val="center"/>
-            </w:pPr>
-            <w:r>
-              <w:rPr>
-                <w:rFonts w:ascii="Times New Roman" w:hAnsi="Times New Roman"/>
-                <w:b w:val="0"/>
-                <w:sz w:val="20"/>
-              </w:rPr>
-            </w:r>
-            <w:r>
-              <w:rPr>
-                <w:rFonts w:ascii="Times New Roman" w:hAnsi="Times New Roman"/>
-                <w:b w:val="0"/>
-                <w:sz w:val="20"/>
-              </w:rPr>
-              <w:t>3</w:t>
-            </w:r>
-          </w:p>
-        </w:tc>
-        <w:tc>
-          <w:tcPr>
-            <w:tcW w:type="dxa" w:w="1895"/>
-            <w:tcBorders>
-              <w:top w:val="single" w:sz="4" w:color="D9D9D9"/>
-              <w:left w:val="single" w:sz="4" w:color="D9D9D9"/>
-              <w:bottom w:val="single" w:sz="4" w:color="D9D9D9"/>
-              <w:right w:val="single" w:sz="4" w:color="D9D9D9"/>
-              <w:insideH w:val="single" w:sz="4" w:color="D9D9D9"/>
-              <w:insideV w:val="single" w:sz="4" w:color="D9D9D9"/>
-            </w:tcBorders>
-            <w:tcMar>
-              <w:top w:w="65" w:type="dxa"/>
-              <w:left w:w="65" w:type="dxa"/>
-              <w:bottom w:w="65" w:type="dxa"/>
-              <w:right w:w="65" w:type="dxa"/>
-            </w:tcMar>
-          </w:tcPr>
-          <w:p>
-            <w:pPr>
-              <w:spacing w:after="40" w:before="40" w:line="240" w:lineRule="auto"/>
-              <w:ind w:firstLine="0" w:left="0" w:right="0" w:firstLineChars="0" w:leftChars="0" w:rightChars="0"/>
-              <w:jc w:val="center"/>
-            </w:pPr>
-            <w:r>
-              <w:rPr>
-                <w:rFonts w:ascii="Times New Roman" w:hAnsi="Times New Roman"/>
-                <w:b w:val="0"/>
-                <w:sz w:val="20"/>
-              </w:rPr>
-            </w:r>
-            <w:r>
-              <w:rPr>
-                <w:rFonts w:ascii="Times New Roman" w:hAnsi="Times New Roman"/>
-                <w:b w:val="0"/>
-                <w:sz w:val="20"/>
-              </w:rPr>
-              <w:t>122.22</w:t>
-            </w:r>
-          </w:p>
-        </w:tc>
-        <w:tc>
-          <w:tcPr>
-            <w:tcW w:type="dxa" w:w="1895"/>
-            <w:tcBorders>
-              <w:top w:val="single" w:sz="4" w:color="D9D9D9"/>
-              <w:left w:val="single" w:sz="4" w:color="D9D9D9"/>
-              <w:bottom w:val="single" w:sz="4" w:color="D9D9D9"/>
-              <w:right w:val="single" w:sz="4" w:color="D9D9D9"/>
-              <w:insideH w:val="single" w:sz="4" w:color="D9D9D9"/>
-              <w:insideV w:val="single" w:sz="4" w:color="D9D9D9"/>
-            </w:tcBorders>
-            <w:tcMar>
-              <w:top w:w="65" w:type="dxa"/>
-              <w:left w:w="65" w:type="dxa"/>
-              <w:bottom w:w="65" w:type="dxa"/>
-              <w:right w:w="65" w:type="dxa"/>
-            </w:tcMar>
-          </w:tcPr>
-          <w:p>
-            <w:pPr>
-              <w:spacing w:after="40" w:before="40" w:line="240" w:lineRule="auto"/>
-              <w:ind w:firstLine="0" w:left="0" w:right="0" w:firstLineChars="0" w:leftChars="0" w:rightChars="0"/>
-              <w:jc w:val="center"/>
-            </w:pPr>
-            <w:r>
-              <w:rPr>
-                <w:rFonts w:ascii="Times New Roman" w:hAnsi="Times New Roman"/>
-                <w:b w:val="0"/>
-                <w:sz w:val="20"/>
-              </w:rPr>
-            </w:r>
-            <w:r>
-              <w:rPr>
-                <w:rFonts w:ascii="Times New Roman" w:hAnsi="Times New Roman"/>
-                <w:b w:val="0"/>
-                <w:sz w:val="20"/>
-              </w:rPr>
-              <w:t>6.47</w:t>
-            </w:r>
-          </w:p>
-        </w:tc>
-      </w:tr>
-      <w:tr>
-        <w:trPr>
-          <w:cantSplit/>
-        </w:trPr>
-        <w:tc>
-          <w:tcPr>
-            <w:tcW w:type="dxa" w:w="1778"/>
-            <w:tcBorders>
-              <w:top w:val="single" w:sz="4" w:color="D9D9D9"/>
-              <w:left w:val="single" w:sz="4" w:color="D9D9D9"/>
-              <w:bottom w:val="single" w:sz="4" w:color="D9D9D9"/>
-              <w:right w:val="single" w:sz="4" w:color="D9D9D9"/>
-              <w:insideH w:val="single" w:sz="4" w:color="D9D9D9"/>
-              <w:insideV w:val="single" w:sz="4" w:color="D9D9D9"/>
-            </w:tcBorders>
-            <w:tcMar>
-              <w:top w:w="65" w:type="dxa"/>
-              <w:left w:w="65" w:type="dxa"/>
-              <w:bottom w:w="65" w:type="dxa"/>
-              <w:right w:w="65" w:type="dxa"/>
-            </w:tcMar>
-          </w:tcPr>
-          <w:p>
-            <w:pPr>
-              <w:spacing w:after="40" w:before="40" w:line="240" w:lineRule="auto"/>
-              <w:ind w:firstLine="0" w:left="0" w:right="0" w:firstLineChars="0" w:leftChars="0" w:rightChars="0"/>
-              <w:jc w:val="center"/>
-            </w:pPr>
-            <w:r>
-              <w:rPr>
-                <w:rFonts w:ascii="Times New Roman" w:hAnsi="Times New Roman"/>
-                <w:b w:val="0"/>
-                <w:sz w:val="20"/>
-              </w:rPr>
-            </w:r>
-            <w:r>
-              <w:rPr>
-                <w:rFonts w:ascii="Times New Roman" w:hAnsi="Times New Roman"/>
-                <w:b w:val="0"/>
-                <w:sz w:val="20"/>
-              </w:rPr>
-              <w:t>10</w:t>
-            </w:r>
-            <w:r>
-              <w:rPr>
-                <w:rFonts w:ascii="Times New Roman" w:hAnsi="Times New Roman"/>
-                <w:b w:val="0"/>
-                <w:sz w:val="20"/>
-                <w:vertAlign w:val="superscript"/>
-              </w:rPr>
-              <w:t>10</w:t>
-            </w:r>
-          </w:p>
-        </w:tc>
-        <w:tc>
-          <w:tcPr>
-            <w:tcW w:type="dxa" w:w="1895"/>
-            <w:tcBorders>
-              <w:top w:val="single" w:sz="4" w:color="D9D9D9"/>
-              <w:left w:val="single" w:sz="4" w:color="D9D9D9"/>
-              <w:bottom w:val="single" w:sz="4" w:color="D9D9D9"/>
-              <w:right w:val="single" w:sz="4" w:color="D9D9D9"/>
-              <w:insideH w:val="single" w:sz="4" w:color="D9D9D9"/>
-              <w:insideV w:val="single" w:sz="4" w:color="D9D9D9"/>
-            </w:tcBorders>
-            <w:tcMar>
-              <w:top w:w="65" w:type="dxa"/>
-              <w:left w:w="65" w:type="dxa"/>
-              <w:bottom w:w="65" w:type="dxa"/>
-              <w:right w:w="65" w:type="dxa"/>
-            </w:tcMar>
-          </w:tcPr>
-          <w:p>
-            <w:pPr>
-              <w:spacing w:after="40" w:before="40" w:line="240" w:lineRule="auto"/>
-              <w:ind w:firstLine="0" w:left="0" w:right="0" w:firstLineChars="0" w:leftChars="0" w:rightChars="0"/>
-              <w:jc w:val="center"/>
-            </w:pPr>
-            <w:r>
-              <w:rPr>
-                <w:rFonts w:ascii="Times New Roman" w:hAnsi="Times New Roman"/>
-                <w:b w:val="0"/>
-                <w:sz w:val="20"/>
-              </w:rPr>
-            </w:r>
-            <w:r>
-              <w:rPr>
-                <w:rFonts w:ascii="Times New Roman" w:hAnsi="Times New Roman"/>
-                <w:b w:val="0"/>
-                <w:sz w:val="20"/>
-              </w:rPr>
-              <w:t>Full</w:t>
-            </w:r>
-          </w:p>
-        </w:tc>
-        <w:tc>
-          <w:tcPr>
-            <w:tcW w:type="dxa" w:w="1895"/>
-            <w:tcBorders>
-              <w:top w:val="single" w:sz="4" w:color="D9D9D9"/>
-              <w:left w:val="single" w:sz="4" w:color="D9D9D9"/>
-              <w:bottom w:val="single" w:sz="4" w:color="D9D9D9"/>
-              <w:right w:val="single" w:sz="4" w:color="D9D9D9"/>
-              <w:insideH w:val="single" w:sz="4" w:color="D9D9D9"/>
-              <w:insideV w:val="single" w:sz="4" w:color="D9D9D9"/>
-            </w:tcBorders>
-            <w:tcMar>
-              <w:top w:w="65" w:type="dxa"/>
-              <w:left w:w="65" w:type="dxa"/>
-              <w:bottom w:w="65" w:type="dxa"/>
-              <w:right w:w="65" w:type="dxa"/>
-            </w:tcMar>
-          </w:tcPr>
-          <w:p>
-            <w:pPr>
-              <w:spacing w:after="40" w:before="40" w:line="240" w:lineRule="auto"/>
-              <w:ind w:firstLine="0" w:left="0" w:right="0" w:firstLineChars="0" w:leftChars="0" w:rightChars="0"/>
-              <w:jc w:val="center"/>
-            </w:pPr>
-            <w:r>
-              <w:rPr>
-                <w:rFonts w:ascii="Times New Roman" w:hAnsi="Times New Roman"/>
-                <w:b w:val="0"/>
-                <w:sz w:val="20"/>
-              </w:rPr>
-            </w:r>
-            <w:r>
-              <w:rPr>
-                <w:rFonts w:ascii="Times New Roman" w:hAnsi="Times New Roman"/>
-                <w:b w:val="0"/>
-                <w:sz w:val="20"/>
-              </w:rPr>
-              <w:t>1</w:t>
-            </w:r>
-          </w:p>
-        </w:tc>
-        <w:tc>
-          <w:tcPr>
-            <w:tcW w:type="dxa" w:w="1895"/>
-            <w:tcBorders>
-              <w:top w:val="single" w:sz="4" w:color="D9D9D9"/>
-              <w:left w:val="single" w:sz="4" w:color="D9D9D9"/>
-              <w:bottom w:val="single" w:sz="4" w:color="D9D9D9"/>
-              <w:right w:val="single" w:sz="4" w:color="D9D9D9"/>
-              <w:insideH w:val="single" w:sz="4" w:color="D9D9D9"/>
-              <w:insideV w:val="single" w:sz="4" w:color="D9D9D9"/>
-            </w:tcBorders>
-            <w:tcMar>
-              <w:top w:w="65" w:type="dxa"/>
-              <w:left w:w="65" w:type="dxa"/>
-              <w:bottom w:w="65" w:type="dxa"/>
-              <w:right w:w="65" w:type="dxa"/>
-            </w:tcMar>
-          </w:tcPr>
-          <w:p>
-            <w:pPr>
-              <w:spacing w:after="40" w:before="40" w:line="240" w:lineRule="auto"/>
-              <w:ind w:firstLine="0" w:left="0" w:right="0" w:firstLineChars="0" w:leftChars="0" w:rightChars="0"/>
-              <w:jc w:val="center"/>
-            </w:pPr>
-            <w:r>
-              <w:rPr>
-                <w:rFonts w:ascii="Times New Roman" w:hAnsi="Times New Roman"/>
-                <w:b w:val="0"/>
-                <w:sz w:val="20"/>
-              </w:rPr>
-            </w:r>
-            <w:r>
-              <w:rPr>
-                <w:rFonts w:ascii="Times New Roman" w:hAnsi="Times New Roman"/>
-                <w:b w:val="0"/>
-                <w:sz w:val="20"/>
-              </w:rPr>
-              <w:t>2592.93</w:t>
-            </w:r>
-          </w:p>
-        </w:tc>
-        <w:tc>
-          <w:tcPr>
-            <w:tcW w:type="dxa" w:w="1895"/>
-            <w:tcBorders>
-              <w:top w:val="single" w:sz="4" w:color="D9D9D9"/>
-              <w:left w:val="single" w:sz="4" w:color="D9D9D9"/>
-              <w:bottom w:val="single" w:sz="4" w:color="D9D9D9"/>
-              <w:right w:val="single" w:sz="4" w:color="D9D9D9"/>
-              <w:insideH w:val="single" w:sz="4" w:color="D9D9D9"/>
-              <w:insideV w:val="single" w:sz="4" w:color="D9D9D9"/>
-            </w:tcBorders>
-            <w:tcMar>
-              <w:top w:w="65" w:type="dxa"/>
-              <w:left w:w="65" w:type="dxa"/>
-              <w:bottom w:w="65" w:type="dxa"/>
-              <w:right w:w="65" w:type="dxa"/>
-            </w:tcMar>
-          </w:tcPr>
-          <w:p>
-            <w:pPr>
-              <w:spacing w:after="40" w:before="40" w:line="240" w:lineRule="auto"/>
-              <w:ind w:firstLine="0" w:left="0" w:right="0" w:firstLineChars="0" w:leftChars="0" w:rightChars="0"/>
-              <w:jc w:val="center"/>
-            </w:pPr>
-            <w:r>
-              <w:rPr>
-                <w:rFonts w:ascii="Times New Roman" w:hAnsi="Times New Roman"/>
-                <w:b w:val="0"/>
-                <w:sz w:val="20"/>
-              </w:rPr>
-            </w:r>
-            <w:r>
-              <w:rPr>
-                <w:rFonts w:ascii="Times New Roman" w:hAnsi="Times New Roman"/>
-                <w:b w:val="0"/>
-                <w:sz w:val="20"/>
-              </w:rPr>
-              <w:t>8.05</w:t>
+              <w:t>Succeeded</w:t>
             </w:r>
           </w:p>
         </w:tc>
